--- a/docs/pack-commercial/DEVIS-TYPE_appli-et-secretariat.docx
+++ b/docs/pack-commercial/DEVIS-TYPE_appli-et-secretariat.docx
@@ -1452,7 +1452,7 @@
           <w:sz w:val="20"/>
           <w:szCs w:val="20"/>
         </w:rPr>
-        <w:t xml:space="preserve">Révision du forfait possible à chaque date anniversaire mensuelle (passage à 10 h / 20 h / 40 h) sur simple demande écrite.</w:t>
+        <w:t>Révision du forfait possible à chaque date anniversaire mensuelle (passage à 10 h, 20 h ou 40 h par mois) sur simple demande écrite.</w:t>
       </w:r>
     </w:p>
     <w:p>
@@ -1723,7 +1723,7 @@
           <w:sz w:val="16"/>
           <w:szCs w:val="16"/>
         </w:rPr>
-        <w:t xml:space="preserve">Modèle : adapter les lignes (formule Starter 10 h à 490 € HT/mois, Sérénité 40 h à 1 570 € HT/mois, appli seule à 79 € HT/mois), le taux de TVA selon le régime d'IDEA FORMA, et la numérotation avant envoi.</w:t>
+        <w:t>Modèle : adapter les lignes (formule Starter 10 h / mois à 490 € HT/mois, Sérénité 40 h / mois à 1 570 € HT/mois, appli seule à 79 € HT/mois), le taux de TVA selon le régime d'IDEA FORMA, et la numérotation avant envoi.</w:t>
       </w:r>
     </w:p>
     <w:sectPr>
